--- a/tarefa2.2/relatorio felipe 2220501 tarefa 2.2.docx
+++ b/tarefa2.2/relatorio felipe 2220501 tarefa 2.2.docx
@@ -735,13 +735,17 @@
         <w:spacing w:after="120"/>
         <w:jc w:val="left"/>
       </w:pPr>
-      <w:r>
-        <w:rPr>
-          <w:b w:val="0"/>
-          <w:sz w:val="24"/>
-        </w:rPr>
-        <w:t>https://youtu.be/INSERIR_LINK</w:t>
-      </w:r>
+      <w:hyperlink r:id="rId13">
+        <w:r>
+          <w:rPr>
+            <w:b/>
+            <w:color w:val="1155CC"/>
+            <w:u w:val="single"/>
+            <w:sz w:val="24"/>
+          </w:rPr>
+          <w:t>https://youtu.be/4zpMEYXrTXQ</w:t>
+        </w:r>
+      </w:hyperlink>
     </w:p>
     <w:sectPr>
       <w:pgSz w:w="12240" w:h="15840"/>

--- a/tarefa2.2/relatorio felipe 2220501 tarefa 2.2.docx
+++ b/tarefa2.2/relatorio felipe 2220501 tarefa 2.2.docx
@@ -385,336 +385,7 @@
           <w:b w:val="0"/>
           <w:sz w:val="24"/>
         </w:rPr>
-        <w:t xml:space="preserve"> = 10; a componente ambiente foi reduzida para 0,2. Com esses valores, o cone forma uma elipse iluminada sobre o tampo, e sua borda corta a esfera vermelha, a caixa e a quina da frente da mesa, tornando o efeito claramente visível; o expoente produz uma queda suave de intensidade do centro para a borda do cone (Figura 1). Para a demonstração, as setas para cima e para baixo alteram a abertura e as setas para a direita e para a esquerda alteram o expoente, com os valores correntes exibidos no título da janela; a tecla r restaura a vista e o spot iniciais. Foram mantidos o arcball, o zoom pela roda do mouse e a tecla q para sair.</w:t>
-      </w:r>
-    </w:p>
-    <w:tbl>
-      <w:tblPr>
-        <w:tblW w:type="auto" w:w="0"/>
-        <w:jc w:val="center"/>
-        <w:tblLook w:firstColumn="1" w:firstRow="1" w:lastColumn="0" w:lastRow="0" w:noHBand="0" w:noVBand="1" w:val="04A0"/>
-      </w:tblPr>
-      <w:tblGrid>
-        <w:gridCol w:w="4680"/>
-        <w:gridCol w:w="4680"/>
-      </w:tblGrid>
-      <w:tr>
-        <w:tc>
-          <w:tcPr>
-            <w:tcW w:type="dxa" w:w="4680"/>
-          </w:tcPr>
-          <w:p>
-            <w:pPr>
-              <w:spacing w:after="0"/>
-              <w:jc w:val="center"/>
-            </w:pPr>
-            <w:r>
-              <w:drawing>
-                <wp:inline xmlns:a="http://schemas.openxmlformats.org/drawingml/2006/main" xmlns:pic="http://schemas.openxmlformats.org/drawingml/2006/picture">
-                  <wp:extent cx="2743200" cy="2057400"/>
-                  <wp:docPr id="1" name="Picture 1"/>
-                  <wp:cNvGraphicFramePr>
-                    <a:graphicFrameLocks noChangeAspect="1"/>
-                  </wp:cNvGraphicFramePr>
-                  <a:graphic>
-                    <a:graphicData uri="http://schemas.openxmlformats.org/drawingml/2006/picture">
-                      <pic:pic>
-                        <pic:nvPicPr>
-                          <pic:cNvPr id="0" name="spot_inicial.png"/>
-                          <pic:cNvPicPr/>
-                        </pic:nvPicPr>
-                        <pic:blipFill>
-                          <a:blip r:embed="rId9"/>
-                          <a:stretch>
-                            <a:fillRect/>
-                          </a:stretch>
-                        </pic:blipFill>
-                        <pic:spPr>
-                          <a:xfrm>
-                            <a:off x="0" y="0"/>
-                            <a:ext cx="2743200" cy="2057400"/>
-                          </a:xfrm>
-                          <a:prstGeom prst="rect"/>
-                        </pic:spPr>
-                      </pic:pic>
-                    </a:graphicData>
-                  </a:graphic>
-                </wp:inline>
-              </w:drawing>
-            </w:r>
-          </w:p>
-          <w:p>
-            <w:pPr>
-              <w:spacing w:after="120"/>
-              <w:jc w:val="center"/>
-            </w:pPr>
-            <w:r>
-              <w:rPr>
-                <w:b w:val="0"/>
-                <w:sz w:val="20"/>
-              </w:rPr>
-              <w:t xml:space="preserve">(a) vista inicial: θ = 16°, </w:t>
-            </w:r>
-            <w:r>
-              <w:rPr>
-                <w:b w:val="0"/>
-                <w:i/>
-                <w:sz w:val="20"/>
-              </w:rPr>
-              <w:t>s</w:t>
-            </w:r>
-            <w:r>
-              <w:rPr>
-                <w:b w:val="0"/>
-                <w:sz w:val="20"/>
-                <w:vertAlign w:val="subscript"/>
-              </w:rPr>
-              <w:t>exp</w:t>
-            </w:r>
-            <w:r>
-              <w:rPr>
-                <w:b w:val="0"/>
-                <w:sz w:val="20"/>
-              </w:rPr>
-              <w:t xml:space="preserve"> = 10</w:t>
-            </w:r>
-          </w:p>
-        </w:tc>
-        <w:tc>
-          <w:tcPr>
-            <w:tcW w:type="dxa" w:w="4680"/>
-          </w:tcPr>
-          <w:p>
-            <w:pPr>
-              <w:spacing w:after="0"/>
-              <w:jc w:val="center"/>
-            </w:pPr>
-            <w:r>
-              <w:drawing>
-                <wp:inline xmlns:a="http://schemas.openxmlformats.org/drawingml/2006/main" xmlns:pic="http://schemas.openxmlformats.org/drawingml/2006/picture">
-                  <wp:extent cx="2743200" cy="2057400"/>
-                  <wp:docPr id="2" name="Picture 2"/>
-                  <wp:cNvGraphicFramePr>
-                    <a:graphicFrameLocks noChangeAspect="1"/>
-                  </wp:cNvGraphicFramePr>
-                  <a:graphic>
-                    <a:graphicData uri="http://schemas.openxmlformats.org/drawingml/2006/picture">
-                      <pic:pic>
-                        <pic:nvPicPr>
-                          <pic:cNvPr id="0" name="spot_arcball.png"/>
-                          <pic:cNvPicPr/>
-                        </pic:nvPicPr>
-                        <pic:blipFill>
-                          <a:blip r:embed="rId10"/>
-                          <a:stretch>
-                            <a:fillRect/>
-                          </a:stretch>
-                        </pic:blipFill>
-                        <pic:spPr>
-                          <a:xfrm>
-                            <a:off x="0" y="0"/>
-                            <a:ext cx="2743200" cy="2057400"/>
-                          </a:xfrm>
-                          <a:prstGeom prst="rect"/>
-                        </pic:spPr>
-                      </pic:pic>
-                    </a:graphicData>
-                  </a:graphic>
-                </wp:inline>
-              </w:drawing>
-            </w:r>
-          </w:p>
-          <w:p>
-            <w:pPr>
-              <w:spacing w:after="120"/>
-              <w:jc w:val="center"/>
-            </w:pPr>
-            <w:r>
-              <w:rPr>
-                <w:b w:val="0"/>
-                <w:sz w:val="20"/>
-              </w:rPr>
-              <w:t>(b) outro ponto de vista, obtido com o arcball</w:t>
-            </w:r>
-          </w:p>
-        </w:tc>
-      </w:tr>
-      <w:tr>
-        <w:tc>
-          <w:tcPr>
-            <w:tcW w:type="dxa" w:w="4680"/>
-          </w:tcPr>
-          <w:p>
-            <w:pPr>
-              <w:spacing w:after="0"/>
-              <w:jc w:val="center"/>
-            </w:pPr>
-            <w:r>
-              <w:drawing>
-                <wp:inline xmlns:a="http://schemas.openxmlformats.org/drawingml/2006/main" xmlns:pic="http://schemas.openxmlformats.org/drawingml/2006/picture">
-                  <wp:extent cx="2743200" cy="2057400"/>
-                  <wp:docPr id="3" name="Picture 3"/>
-                  <wp:cNvGraphicFramePr>
-                    <a:graphicFrameLocks noChangeAspect="1"/>
-                  </wp:cNvGraphicFramePr>
-                  <a:graphic>
-                    <a:graphicData uri="http://schemas.openxmlformats.org/drawingml/2006/picture">
-                      <pic:pic>
-                        <pic:nvPicPr>
-                          <pic:cNvPr id="0" name="spot_exp0.png"/>
-                          <pic:cNvPicPr/>
-                        </pic:nvPicPr>
-                        <pic:blipFill>
-                          <a:blip r:embed="rId11"/>
-                          <a:stretch>
-                            <a:fillRect/>
-                          </a:stretch>
-                        </pic:blipFill>
-                        <pic:spPr>
-                          <a:xfrm>
-                            <a:off x="0" y="0"/>
-                            <a:ext cx="2743200" cy="2057400"/>
-                          </a:xfrm>
-                          <a:prstGeom prst="rect"/>
-                        </pic:spPr>
-                      </pic:pic>
-                    </a:graphicData>
-                  </a:graphic>
-                </wp:inline>
-              </w:drawing>
-            </w:r>
-          </w:p>
-          <w:p>
-            <w:pPr>
-              <w:spacing w:after="120"/>
-              <w:jc w:val="center"/>
-            </w:pPr>
-            <w:r>
-              <w:rPr>
-                <w:b w:val="0"/>
-                <w:sz w:val="20"/>
-              </w:rPr>
-              <w:t xml:space="preserve">(c) </w:t>
-            </w:r>
-            <w:r>
-              <w:rPr>
-                <w:b w:val="0"/>
-                <w:i/>
-                <w:sz w:val="20"/>
-              </w:rPr>
-              <w:t>s</w:t>
-            </w:r>
-            <w:r>
-              <w:rPr>
-                <w:b w:val="0"/>
-                <w:sz w:val="20"/>
-                <w:vertAlign w:val="subscript"/>
-              </w:rPr>
-              <w:t>exp</w:t>
-            </w:r>
-            <w:r>
-              <w:rPr>
-                <w:b w:val="0"/>
-                <w:sz w:val="20"/>
-              </w:rPr>
-              <w:t xml:space="preserve"> = 0: intensidade constante no cone</w:t>
-            </w:r>
-          </w:p>
-        </w:tc>
-        <w:tc>
-          <w:tcPr>
-            <w:tcW w:type="dxa" w:w="4680"/>
-          </w:tcPr>
-          <w:p>
-            <w:pPr>
-              <w:spacing w:after="0"/>
-              <w:jc w:val="center"/>
-            </w:pPr>
-            <w:r>
-              <w:drawing>
-                <wp:inline xmlns:a="http://schemas.openxmlformats.org/drawingml/2006/main" xmlns:pic="http://schemas.openxmlformats.org/drawingml/2006/picture">
-                  <wp:extent cx="2743200" cy="2057400"/>
-                  <wp:docPr id="4" name="Picture 4"/>
-                  <wp:cNvGraphicFramePr>
-                    <a:graphicFrameLocks noChangeAspect="1"/>
-                  </wp:cNvGraphicFramePr>
-                  <a:graphic>
-                    <a:graphicData uri="http://schemas.openxmlformats.org/drawingml/2006/picture">
-                      <pic:pic>
-                        <pic:nvPicPr>
-                          <pic:cNvPr id="0" name="spot_exp40.png"/>
-                          <pic:cNvPicPr/>
-                        </pic:nvPicPr>
-                        <pic:blipFill>
-                          <a:blip r:embed="rId12"/>
-                          <a:stretch>
-                            <a:fillRect/>
-                          </a:stretch>
-                        </pic:blipFill>
-                        <pic:spPr>
-                          <a:xfrm>
-                            <a:off x="0" y="0"/>
-                            <a:ext cx="2743200" cy="2057400"/>
-                          </a:xfrm>
-                          <a:prstGeom prst="rect"/>
-                        </pic:spPr>
-                      </pic:pic>
-                    </a:graphicData>
-                  </a:graphic>
-                </wp:inline>
-              </w:drawing>
-            </w:r>
-          </w:p>
-          <w:p>
-            <w:pPr>
-              <w:spacing w:after="120"/>
-              <w:jc w:val="center"/>
-            </w:pPr>
-            <w:r>
-              <w:rPr>
-                <w:b w:val="0"/>
-                <w:sz w:val="20"/>
-              </w:rPr>
-              <w:t xml:space="preserve">(d) </w:t>
-            </w:r>
-            <w:r>
-              <w:rPr>
-                <w:b w:val="0"/>
-                <w:i/>
-                <w:sz w:val="20"/>
-              </w:rPr>
-              <w:t>s</w:t>
-            </w:r>
-            <w:r>
-              <w:rPr>
-                <w:b w:val="0"/>
-                <w:sz w:val="20"/>
-                <w:vertAlign w:val="subscript"/>
-              </w:rPr>
-              <w:t>exp</w:t>
-            </w:r>
-            <w:r>
-              <w:rPr>
-                <w:b w:val="0"/>
-                <w:sz w:val="20"/>
-              </w:rPr>
-              <w:t xml:space="preserve"> = 40: luz mais concentrada no eixo</w:t>
-            </w:r>
-          </w:p>
-        </w:tc>
-      </w:tr>
-    </w:tbl>
-    <w:p>
-      <w:pPr>
-        <w:spacing w:after="240"/>
-        <w:jc w:val="center"/>
-      </w:pPr>
-      <w:r>
-        <w:rPr>
-          <w:b w:val="0"/>
-          <w:sz w:val="20"/>
-        </w:rPr>
-        <w:t>Figura 1: efeito da luz de spot na cena.</w:t>
+        <w:t xml:space="preserve"> = 10; a componente ambiente foi reduzida para 0,2. Com esses valores, o cone forma uma elipse iluminada sobre o tampo, e sua borda corta a esfera vermelha, a caixa e a quina da frente da mesa, tornando o efeito claramente visível; o expoente produz uma queda suave de intensidade do centro para a borda do cone. Para a demonstração, as setas para cima e para baixo alteram a abertura e as setas para a direita e para a esquerda alteram o expoente, com os valores correntes exibidos no título da janela; a tecla r restaura a vista e o spot iniciais. Foram mantidos o arcball, o zoom pela roda do mouse e a tecla q para sair.</w:t>
       </w:r>
     </w:p>
     <w:p>
@@ -727,14 +398,8 @@
           <w:b/>
           <w:sz w:val="24"/>
         </w:rPr>
-        <w:t>Link para vídeo:</w:t>
+        <w:t xml:space="preserve">Link para vídeo: </w:t>
       </w:r>
-    </w:p>
-    <w:p>
-      <w:pPr>
-        <w:spacing w:after="120"/>
-        <w:jc w:val="left"/>
-      </w:pPr>
       <w:hyperlink r:id="rId13">
         <w:r>
           <w:rPr>
